--- a/template/ContohFormatJawaban.docx
+++ b/template/ContohFormatJawaban.docx
@@ -23,7 +23,7 @@
           <w:szCs w:val="36"/>
           <w:lang w:val="fi-FI"/>
         </w:rPr>
-        <w:t>Tugas</w:t>
+        <w:t>[Judul Tugas/Diskusi]</w:t>
       </w:r>
       <w:r>
         <w:rPr>
@@ -34,7 +34,6 @@
           <w:szCs w:val="36"/>
           <w:lang w:val="fi-FI"/>
         </w:rPr>
-        <w:t xml:space="preserve"> </w:t>
       </w:r>
       <w:r>
         <w:rPr>
@@ -45,7 +44,6 @@
           <w:szCs w:val="36"/>
           <w:lang w:val="fi-FI"/>
         </w:rPr>
-        <w:t>1</w:t>
       </w:r>
     </w:p>
     <w:tbl>
@@ -119,7 +117,6 @@
                 <w:szCs w:val="18"/>
                 <w:lang w:val="fi-FI"/>
               </w:rPr>
-              <w:t xml:space="preserve">Muhammad </w:t>
             </w:r>
             <w:r>
               <w:rPr>
@@ -128,7 +125,6 @@
                 <w:szCs w:val="18"/>
                 <w:lang w:val="fi-FI"/>
               </w:rPr>
-              <w:t>Fattan</w:t>
             </w:r>
             <w:r>
               <w:rPr>
@@ -137,7 +133,6 @@
                 <w:szCs w:val="18"/>
                 <w:lang w:val="fi-FI"/>
               </w:rPr>
-              <w:t xml:space="preserve"> Malva Al Dowi </w:t>
             </w:r>
           </w:p>
         </w:tc>
@@ -196,7 +191,6 @@
                 <w:sz w:val="18"/>
                 <w:szCs w:val="18"/>
               </w:rPr>
-              <w:t>058349732</w:t>
             </w:r>
           </w:p>
         </w:tc>
@@ -255,7 +249,6 @@
                 <w:sz w:val="18"/>
                 <w:szCs w:val="18"/>
               </w:rPr>
-              <w:t>Semester 2</w:t>
             </w:r>
           </w:p>
         </w:tc>
@@ -314,7 +307,6 @@
                 <w:sz w:val="18"/>
                 <w:szCs w:val="18"/>
               </w:rPr>
-              <w:t>Jakarta</w:t>
             </w:r>
           </w:p>
         </w:tc>
